--- a/PDFs/config/8° a 11°/plantilla.docx
+++ b/PDFs/config/8° a 11°/plantilla.docx
@@ -1,6 +1,6 @@
 
 <file path=word/document.xml><?xml version="1.0" encoding="utf-8"?>
-<w:document xmlns:wpc="http://schemas.microsoft.com/office/word/2010/wordprocessingCanvas" xmlns:cx="http://schemas.microsoft.com/office/drawing/2014/chartex" xmlns:cx1="http://schemas.microsoft.com/office/drawing/2015/9/8/chartex" xmlns:cx2="http://schemas.microsoft.com/office/drawing/2015/10/21/chartex" xmlns:cx3="http://schemas.microsoft.com/office/drawing/2016/5/9/chartex" xmlns:cx4="http://schemas.microsoft.com/office/drawing/2016/5/10/chartex" xmlns:cx5="http://schemas.microsoft.com/office/drawing/2016/5/11/chartex" xmlns:cx6="http://schemas.microsoft.com/office/drawing/2016/5/12/chartex" xmlns:cx7="http://schemas.microsoft.com/office/drawing/2016/5/13/chartex" xmlns:cx8="http://schemas.microsoft.com/office/drawing/2016/5/14/chartex" xmlns:mc="http://schemas.openxmlformats.org/markup-compatibility/2006" xmlns:aink="http://schemas.microsoft.com/office/drawing/2016/ink" xmlns:am3d="http://schemas.microsoft.com/office/drawing/2017/model3d" xmlns:o="urn:schemas-microsoft-com:office:office" xmlns:oel="http://schemas.microsoft.com/office/2019/extlst" xmlns:r="http://schemas.openxmlformats.org/officeDocument/2006/relationships" xmlns:m="http://schemas.openxmlformats.org/officeDocument/2006/math" xmlns:v="urn:schemas-microsoft-com:vml" xmlns:wp14="http://schemas.microsoft.com/office/word/2010/wordprocessingDrawing" xmlns:wp="http://schemas.openxmlformats.org/drawingml/2006/wordprocessingDrawing" xmlns:w10="urn:schemas-microsoft-com:office:word" xmlns:w="http://schemas.openxmlformats.org/wordprocessingml/2006/main" xmlns:w14="http://schemas.microsoft.com/office/word/2010/wordml" xmlns:w15="http://schemas.microsoft.com/office/word/2012/wordml" xmlns:w16cex="http://schemas.microsoft.com/office/word/2018/wordml/cex" xmlns:w16cid="http://schemas.microsoft.com/office/word/2016/wordml/cid" xmlns:w16="http://schemas.microsoft.com/office/word/2018/wordml" xmlns:w16du="http://schemas.microsoft.com/office/word/2023/wordml/word16du" xmlns:w16sdtdh="http://schemas.microsoft.com/office/word/2020/wordml/sdtdatahash" xmlns:w16sdtfl="http://schemas.microsoft.com/office/word/2024/wordml/sdtformatlock" xmlns:w16se="http://schemas.microsoft.com/office/word/2015/wordml/symex" xmlns:wpg="http://schemas.microsoft.com/office/word/2010/wordprocessingGroup" xmlns:wpi="http://schemas.microsoft.com/office/word/2010/wordprocessingInk" xmlns:wne="http://schemas.microsoft.com/office/word/2006/wordml" xmlns:wps="http://schemas.microsoft.com/office/word/2010/wordprocessingShape" mc:Ignorable="w14 w15 w16se w16cid w16 w16cex w16sdtdh w16sdtfl w16du wp14">
+<w:document xmlns:wpc="http://schemas.microsoft.com/office/word/2010/wordprocessingCanvas" xmlns:cx="http://schemas.microsoft.com/office/drawing/2014/chartex" xmlns:cx1="http://schemas.microsoft.com/office/drawing/2015/9/8/chartex" xmlns:cx2="http://schemas.microsoft.com/office/drawing/2015/10/21/chartex" xmlns:cx3="http://schemas.microsoft.com/office/drawing/2016/5/9/chartex" xmlns:cx4="http://schemas.microsoft.com/office/drawing/2016/5/10/chartex" xmlns:cx5="http://schemas.microsoft.com/office/drawing/2016/5/11/chartex" xmlns:cx6="http://schemas.microsoft.com/office/drawing/2016/5/12/chartex" xmlns:cx7="http://schemas.microsoft.com/office/drawing/2016/5/13/chartex" xmlns:cx8="http://schemas.microsoft.com/office/drawing/2016/5/14/chartex" xmlns:mc="http://schemas.openxmlformats.org/markup-compatibility/2006" xmlns:aink="http://schemas.microsoft.com/office/drawing/2016/ink" xmlns:am3d="http://schemas.microsoft.com/office/drawing/2017/model3d" xmlns:o="urn:schemas-microsoft-com:office:office" xmlns:r="http://schemas.openxmlformats.org/officeDocument/2006/relationships" xmlns:m="http://schemas.openxmlformats.org/officeDocument/2006/math" xmlns:v="urn:schemas-microsoft-com:vml" xmlns:wp14="http://schemas.microsoft.com/office/word/2010/wordprocessingDrawing" xmlns:wp="http://schemas.openxmlformats.org/drawingml/2006/wordprocessingDrawing" xmlns:w10="urn:schemas-microsoft-com:office:word" xmlns:w="http://schemas.openxmlformats.org/wordprocessingml/2006/main" xmlns:w14="http://schemas.microsoft.com/office/word/2010/wordml" xmlns:w15="http://schemas.microsoft.com/office/word/2012/wordml" xmlns:w16cex="http://schemas.microsoft.com/office/word/2018/wordml/cex" xmlns:w16cid="http://schemas.microsoft.com/office/word/2016/wordml/cid" xmlns:w16="http://schemas.microsoft.com/office/word/2018/wordml" xmlns:w16sdtdh="http://schemas.microsoft.com/office/word/2020/wordml/sdtdatahash" xmlns:w16se="http://schemas.microsoft.com/office/word/2015/wordml/symex" xmlns:wpg="http://schemas.microsoft.com/office/word/2010/wordprocessingGroup" xmlns:wpi="http://schemas.microsoft.com/office/word/2010/wordprocessingInk" xmlns:wne="http://schemas.microsoft.com/office/word/2006/wordml" xmlns:wps="http://schemas.microsoft.com/office/word/2010/wordprocessingShape" mc:Ignorable="w14 w15 w16se w16cid w16 w16cex w16sdtdh wp14">
   <w:background w:color="EDEDED" w:themeColor="accent3" w:themeTint="33"/>
   <w:body>
     <w:p>
@@ -652,7 +652,7 @@
               </wp:anchor>
             </w:drawing>
           </mc:Choice>
-          <mc:Fallback>
+          <mc:Fallback xmlns:w16sdtfl="http://schemas.microsoft.com/office/word/2024/wordml/sdtformatlock" xmlns:w16du="http://schemas.microsoft.com/office/word/2023/wordml/word16du" xmlns:oel="http://schemas.microsoft.com/office/2019/extlst">
             <w:pict>
               <v:group w14:anchorId="2AF55B44" id="Grupo 55" o:spid="_x0000_s1026" style="position:absolute;margin-left:-49.35pt;margin-top:27.1pt;width:186.55pt;height:30.55pt;z-index:251603456" coordsize="23693,3881" o:gfxdata="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">
                 <v:shapetype id="_x0000_t116" coordsize="21600,21600" o:spt="116" path="m3475,qx,10800,3475,21600l18125,21600qx21600,10800,18125,xe">
@@ -741,7 +741,7 @@
               </wp:anchor>
             </w:drawing>
           </mc:Choice>
-          <mc:Fallback>
+          <mc:Fallback xmlns:w16sdtfl="http://schemas.microsoft.com/office/word/2024/wordml/sdtformatlock" xmlns:w16du="http://schemas.microsoft.com/office/word/2023/wordml/word16du" xmlns:oel="http://schemas.microsoft.com/office/2019/extlst">
             <w:pict>
               <v:oval w14:anchorId="0A04B209" id="Elipse 50" o:spid="_x0000_s1026" style="position:absolute;margin-left:19.25pt;margin-top:22.55pt;width:41.1pt;height:40.9pt;z-index:251617792;visibility:visible;mso-wrap-style:square;mso-width-percent:0;mso-height-percent:0;mso-wrap-distance-left:9pt;mso-wrap-distance-top:0;mso-wrap-distance-right:9pt;mso-wrap-distance-bottom:0;mso-position-horizontal:absolute;mso-position-horizontal-relative:left-margin-area;mso-position-vertical:absolute;mso-position-vertical-relative:text;mso-width-percent:0;mso-height-percent:0;mso-width-relative:margin;mso-height-relative:margin;v-text-anchor:middle" o:gfxdata="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" fillcolor="#5053a4" strokecolor="white [3212]" strokeweight="1pt">
                 <v:stroke joinstyle="miter"/>
@@ -828,7 +828,7 @@
               </wp:anchor>
             </w:drawing>
           </mc:Choice>
-          <mc:Fallback>
+          <mc:Fallback xmlns:w16sdtfl="http://schemas.microsoft.com/office/word/2024/wordml/sdtformatlock" xmlns:w16du="http://schemas.microsoft.com/office/word/2023/wordml/word16du" xmlns:oel="http://schemas.microsoft.com/office/2019/extlst">
             <w:pict>
               <v:roundrect w14:anchorId="66D0C71D" id="Rectángulo redondeado 56" o:spid="_x0000_s1026" style="position:absolute;margin-left:-61.8pt;margin-top:19.55pt;width:386.3pt;height:109.65pt;z-index:251602432;visibility:visible;mso-wrap-style:square;mso-width-percent:0;mso-height-percent:0;mso-wrap-distance-left:9pt;mso-wrap-distance-top:0;mso-wrap-distance-right:9pt;mso-wrap-distance-bottom:0;mso-position-horizontal:absolute;mso-position-horizontal-relative:text;mso-position-vertical:absolute;mso-position-vertical-relative:text;mso-width-percent:0;mso-height-percent:0;mso-width-relative:margin;mso-height-relative:margin;v-text-anchor:middle" arcsize="10923f" o:gfxdata="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" fillcolor="white [3212]" strokecolor="#5053a4" strokeweight="1pt">
                 <v:stroke joinstyle="miter"/>
@@ -1786,11 +1786,7 @@
           </mc:Choice>
           <mc:Fallback>
             <w:pict>
-              <v:shapetype w14:anchorId="56F1CDBE" id="_x0000_t202" coordsize="21600,21600" o:spt="202" path="m,l,21600r21600,l21600,xe">
-                <v:stroke joinstyle="miter"/>
-                <v:path gradientshapeok="t" o:connecttype="rect"/>
-              </v:shapetype>
-              <v:shape id="_x0000_s1031" type="#_x0000_t202" style="position:absolute;margin-left:177.95pt;margin-top:18.25pt;width:123.6pt;height:60.35pt;z-index:251672064;visibility:visible;mso-wrap-style:square;mso-width-percent:0;mso-height-percent:0;mso-wrap-distance-left:9pt;mso-wrap-distance-top:3.6pt;mso-wrap-distance-right:9pt;mso-wrap-distance-bottom:3.6pt;mso-position-horizontal:absolute;mso-position-horizontal-relative:text;mso-position-vertical:absolute;mso-position-vertical-relative:text;mso-width-percent:0;mso-height-percent:0;mso-width-relative:margin;mso-height-relative:margin;v-text-anchor:top" o:gfxdata="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" filled="f" stroked="f">
+              <v:shape w14:anchorId="56F1CDBE" id="_x0000_s1031" type="#_x0000_t202" style="position:absolute;margin-left:177.95pt;margin-top:18.25pt;width:123.6pt;height:60.35pt;z-index:251672064;visibility:visible;mso-wrap-style:square;mso-width-percent:0;mso-height-percent:0;mso-wrap-distance-left:9pt;mso-wrap-distance-top:3.6pt;mso-wrap-distance-right:9pt;mso-wrap-distance-bottom:3.6pt;mso-position-horizontal:absolute;mso-position-horizontal-relative:text;mso-position-vertical:absolute;mso-position-vertical-relative:text;mso-width-percent:0;mso-height-percent:0;mso-width-relative:margin;mso-height-relative:margin;v-text-anchor:top" o:gfxdata="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" filled="f" stroked="f">
                 <v:textbox>
                   <w:txbxContent>
                     <w:p>
@@ -2302,7 +2298,7 @@
           </mc:Choice>
           <mc:Fallback>
             <w:pict>
-              <v:shape w14:anchorId="23827715" id="_x0000_s1034" type="#_x0000_t202" style="position:absolute;margin-left:45.25pt;margin-top:12.55pt;width:121.55pt;height:42.55pt;z-index:251709952;visibility:visible;mso-wrap-style:square;mso-width-percent:0;mso-height-percent:0;mso-wrap-distance-left:9pt;mso-wrap-distance-top:3.6pt;mso-wrap-distance-right:9pt;mso-wrap-distance-bottom:3.6pt;mso-position-horizontal:absolute;mso-position-horizontal-relative:text;mso-position-vertical:absolute;mso-position-vertical-relative:text;mso-width-percent:0;mso-height-percent:0;mso-width-relative:margin;mso-height-relative:margin;v-text-anchor:top" o:gfxdata="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" filled="f" stroked="f">
+              <v:shape w14:anchorId="23827715" id="_x0000_s1034" type="#_x0000_t202" style="position:absolute;margin-left:45.25pt;margin-top:12.55pt;width:121.55pt;height:42.55pt;z-index:251709952;visibility:visible;mso-wrap-style:square;mso-width-percent:0;mso-height-percent:0;mso-wrap-distance-left:9pt;mso-wrap-distance-top:3.6pt;mso-wrap-distance-right:9pt;mso-wrap-distance-bottom:3.6pt;mso-position-horizontal:absolute;mso-position-horizontal-relative:text;mso-position-vertical:absolute;mso-position-vertical-relative:text;mso-width-percent:0;mso-height-percent:0;mso-width-relative:margin;mso-height-relative:margin;v-text-anchor:top" o:gfxdata="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" filled="f" stroked="f">
                 <v:textbox>
                   <w:txbxContent>
                     <w:p>
@@ -3177,7 +3173,7 @@
               </wp:anchor>
             </w:drawing>
           </mc:Choice>
-          <mc:Fallback>
+          <mc:Fallback xmlns:w16sdtfl="http://schemas.microsoft.com/office/word/2024/wordml/sdtformatlock" xmlns:w16du="http://schemas.microsoft.com/office/word/2023/wordml/word16du" xmlns:oel="http://schemas.microsoft.com/office/2019/extlst">
             <w:pict>
               <v:oval w14:anchorId="744874C5" id="Elipse 224" o:spid="_x0000_s1026" style="position:absolute;margin-left:321.4pt;margin-top:11.25pt;width:41.1pt;height:40.9pt;z-index:251638272;visibility:visible;mso-wrap-style:square;mso-width-percent:0;mso-height-percent:0;mso-wrap-distance-left:9pt;mso-wrap-distance-top:0;mso-wrap-distance-right:9pt;mso-wrap-distance-bottom:0;mso-position-horizontal:absolute;mso-position-horizontal-relative:left-margin-area;mso-position-vertical:absolute;mso-position-vertical-relative:text;mso-width-percent:0;mso-height-percent:0;mso-width-relative:margin;mso-height-relative:margin;v-text-anchor:middle" o:gfxdata="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" fillcolor="#12af9a" strokecolor="white [3212]" strokeweight="1pt">
                 <v:stroke joinstyle="miter"/>
@@ -3313,7 +3309,7 @@
               </wp:anchor>
             </w:drawing>
           </mc:Choice>
-          <mc:Fallback>
+          <mc:Fallback xmlns:w16sdtfl="http://schemas.microsoft.com/office/word/2024/wordml/sdtformatlock" xmlns:w16du="http://schemas.microsoft.com/office/word/2023/wordml/word16du" xmlns:oel="http://schemas.microsoft.com/office/2019/extlst">
             <w:pict>
               <v:group w14:anchorId="44C8BFDD" id="Grupo 220" o:spid="_x0000_s1026" style="position:absolute;margin-left:248.45pt;margin-top:15.2pt;width:186.55pt;height:30.55pt;z-index:251637248" coordsize="23693,3881" o:gfxdata="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">
                 <v:shape id="Terminador 221" o:spid="_x0000_s1027" type="#_x0000_t116" style="position:absolute;left:9703;width:13990;height:3881;visibility:visible;mso-wrap-style:square;v-text-anchor:middle" o:gfxdata="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" filled="f" stroked="f" strokeweight="1pt"/>
@@ -3501,7 +3497,7 @@
               </wp:anchor>
             </w:drawing>
           </mc:Choice>
-          <mc:Fallback>
+          <mc:Fallback xmlns:w16sdtfl="http://schemas.microsoft.com/office/word/2024/wordml/sdtformatlock" xmlns:w16du="http://schemas.microsoft.com/office/word/2023/wordml/word16du" xmlns:oel="http://schemas.microsoft.com/office/2019/extlst">
             <w:pict>
               <v:roundrect w14:anchorId="36614638" id="Rectángulo redondeado 216" o:spid="_x0000_s1026" style="position:absolute;margin-left:-62.35pt;margin-top:28.25pt;width:264.15pt;height:303.8pt;z-index:-251715072;visibility:visible;mso-wrap-style:square;mso-width-percent:0;mso-height-percent:0;mso-wrap-distance-left:9pt;mso-wrap-distance-top:0;mso-wrap-distance-right:9pt;mso-wrap-distance-bottom:0;mso-position-horizontal:absolute;mso-position-horizontal-relative:text;mso-position-vertical:absolute;mso-position-vertical-relative:text;mso-width-percent:0;mso-height-percent:0;mso-width-relative:margin;mso-height-relative:margin;v-text-anchor:middle" arcsize="10923f" o:gfxdata="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" fillcolor="white [3212]" strokecolor="#eac400" strokeweight="1pt">
                 <v:stroke joinstyle="miter"/>
@@ -3639,7 +3635,7 @@
               </wp:anchor>
             </w:drawing>
           </mc:Choice>
-          <mc:Fallback>
+          <mc:Fallback xmlns:w16sdtfl="http://schemas.microsoft.com/office/word/2024/wordml/sdtformatlock" xmlns:w16du="http://schemas.microsoft.com/office/word/2023/wordml/word16du" xmlns:oel="http://schemas.microsoft.com/office/2019/extlst">
             <w:pict>
               <v:group w14:anchorId="3688A450" id="Grupo 196" o:spid="_x0000_s1026" style="position:absolute;margin-left:-46.05pt;margin-top:15.1pt;width:192.35pt;height:30.55pt;z-index:251620864;mso-width-relative:margin" coordsize="23693,3881" o:gfxdata="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">
                 <v:shape id="Terminador 197" o:spid="_x0000_s1027" type="#_x0000_t116" style="position:absolute;left:9703;width:13990;height:3881;visibility:visible;mso-wrap-style:square;v-text-anchor:middle" o:gfxdata="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" filled="f" stroked="f" strokeweight="1pt"/>
@@ -3833,7 +3829,7 @@
               </wp:anchor>
             </w:drawing>
           </mc:Choice>
-          <mc:Fallback>
+          <mc:Fallback xmlns:w16sdtfl="http://schemas.microsoft.com/office/word/2024/wordml/sdtformatlock" xmlns:w16du="http://schemas.microsoft.com/office/word/2023/wordml/word16du" xmlns:oel="http://schemas.microsoft.com/office/2019/extlst">
             <w:pict>
               <v:oval w14:anchorId="73E1E3B1" id="Elipse 199" o:spid="_x0000_s1026" style="position:absolute;margin-left:21.3pt;margin-top:10.2pt;width:41.1pt;height:40.9pt;z-index:251621888;visibility:visible;mso-wrap-style:square;mso-width-percent:0;mso-height-percent:0;mso-wrap-distance-left:9pt;mso-wrap-distance-top:0;mso-wrap-distance-right:9pt;mso-wrap-distance-bottom:0;mso-position-horizontal:absolute;mso-position-horizontal-relative:left-margin-area;mso-position-vertical:absolute;mso-position-vertical-relative:text;mso-width-percent:0;mso-height-percent:0;mso-width-relative:margin;mso-height-relative:margin;v-text-anchor:middle" o:gfxdata="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" fillcolor="#ffc000" strokecolor="white [3212]" strokeweight="1pt">
                 <v:stroke joinstyle="miter"/>
@@ -3925,7 +3921,7 @@
               </wp:anchor>
             </w:drawing>
           </mc:Choice>
-          <mc:Fallback>
+          <mc:Fallback xmlns:w16sdtfl="http://schemas.microsoft.com/office/word/2024/wordml/sdtformatlock" xmlns:w16du="http://schemas.microsoft.com/office/word/2023/wordml/word16du" xmlns:oel="http://schemas.microsoft.com/office/2019/extlst">
             <w:pict>
               <v:roundrect w14:anchorId="15F30DC8" id="Rectángulo redondeado 240" o:spid="_x0000_s1026" style="position:absolute;margin-left:233pt;margin-top:8.05pt;width:261.1pt;height:301.1pt;z-index:-251670016;visibility:visible;mso-wrap-style:square;mso-width-percent:0;mso-height-percent:0;mso-wrap-distance-left:9pt;mso-wrap-distance-top:0;mso-wrap-distance-right:9pt;mso-wrap-distance-bottom:0;mso-position-horizontal:absolute;mso-position-horizontal-relative:margin;mso-position-vertical:absolute;mso-position-vertical-relative:text;mso-width-percent:0;mso-height-percent:0;mso-width-relative:margin;mso-height-relative:margin;v-text-anchor:middle" arcsize="10923f" o:gfxdata="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" fillcolor="white [3212]" strokecolor="#12af9a" strokeweight="1pt">
                 <v:stroke joinstyle="miter"/>
@@ -8698,7 +8694,7 @@
               </wp:anchor>
             </w:drawing>
           </mc:Choice>
-          <mc:Fallback>
+          <mc:Fallback xmlns:w16sdtfl="http://schemas.microsoft.com/office/word/2024/wordml/sdtformatlock" xmlns:w16du="http://schemas.microsoft.com/office/word/2023/wordml/word16du" xmlns:oel="http://schemas.microsoft.com/office/2019/extlst">
             <w:pict>
               <v:group w14:anchorId="716668E5" id="Grupo 251" o:spid="_x0000_s1026" style="position:absolute;margin-left:-23.5pt;margin-top:25.4pt;width:192.85pt;height:228.15pt;z-index:251619840;mso-width-relative:margin;mso-height-relative:margin" coordsize="24490,28977" o:gfxdata="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">
                 <v:shape id="Picture 8" o:spid="_x0000_s1027" type="#_x0000_t75" alt="13-01" style="position:absolute;left:454;top:16071;width:11024;height:11931;rotation:-8221951fd;visibility:visible;mso-wrap-style:square" o:gfxdata="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">
@@ -8935,7 +8931,7 @@
               </wp:anchor>
             </w:drawing>
           </mc:Choice>
-          <mc:Fallback>
+          <mc:Fallback xmlns:w16sdtfl="http://schemas.microsoft.com/office/word/2024/wordml/sdtformatlock" xmlns:w16du="http://schemas.microsoft.com/office/word/2023/wordml/word16du" xmlns:oel="http://schemas.microsoft.com/office/2019/extlst">
             <w:pict>
               <v:shapetype w14:anchorId="1B940724" id="_x0000_t102" coordsize="21600,21600" o:spt="102" adj="12960,19440,14400" path="ar,0@23@3@22,,0@4,0@15@23@1,0@7@2@13l@2@14@22@8@2@12wa,0@23@3@2@11@26@17,0@15@23@1@26@17@22@15xear,0@23@3,0@4@26@17nfe">
                 <v:stroke joinstyle="miter"/>
@@ -9187,7 +9183,7 @@
               </wp:anchor>
             </w:drawing>
           </mc:Choice>
-          <mc:Fallback>
+          <mc:Fallback xmlns:w16sdtfl="http://schemas.microsoft.com/office/word/2024/wordml/sdtformatlock" xmlns:w16du="http://schemas.microsoft.com/office/word/2023/wordml/word16du" xmlns:oel="http://schemas.microsoft.com/office/2019/extlst">
             <w:pict>
               <v:group w14:anchorId="7D655D45" id="Grupo 299" o:spid="_x0000_s1026" style="position:absolute;margin-left:28.25pt;margin-top:15.05pt;width:54pt;height:55.35pt;z-index:251599360" coordsize="6858,7027" o:gfxdata="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">
                 <v:oval id="Elipse 24" o:spid="_x0000_s1027" style="position:absolute;width:6858;height:7027;visibility:visible;mso-wrap-style:square;v-text-anchor:middle" o:gfxdata="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" fillcolor="#00b0f0" strokecolor="white [3212]" strokeweight="1pt">
@@ -10563,7 +10559,7 @@
               </wp:anchor>
             </w:drawing>
           </mc:Choice>
-          <mc:Fallback>
+          <mc:Fallback xmlns:w16sdtfl="http://schemas.microsoft.com/office/word/2024/wordml/sdtformatlock" xmlns:w16du="http://schemas.microsoft.com/office/word/2023/wordml/word16du" xmlns:oel="http://schemas.microsoft.com/office/2019/extlst">
             <w:pict>
               <v:group w14:anchorId="03029BE9" id="Grupo 235" o:spid="_x0000_s1026" style="position:absolute;margin-left:-49pt;margin-top:25.8pt;width:255.65pt;height:30.55pt;z-index:251641344" coordsize="32465,3879" o:gfxdata="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">
                 <v:group id="Grupo 226" o:spid="_x0000_s1027" style="position:absolute;width:23691;height:3879" coordsize="23693,3881" o:gfxdata="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">
@@ -10763,7 +10759,7 @@
               </wp:anchor>
             </w:drawing>
           </mc:Choice>
-          <mc:Fallback>
+          <mc:Fallback xmlns:w16sdtfl="http://schemas.microsoft.com/office/word/2024/wordml/sdtformatlock" xmlns:w16du="http://schemas.microsoft.com/office/word/2023/wordml/word16du" xmlns:oel="http://schemas.microsoft.com/office/2019/extlst">
             <w:pict>
               <v:oval w14:anchorId="609AF514" id="Elipse 230" o:spid="_x0000_s1026" style="position:absolute;margin-left:-62.75pt;margin-top:19.5pt;width:41.1pt;height:40.9pt;z-index:251642368;visibility:visible;mso-wrap-style:square;mso-width-percent:0;mso-height-percent:0;mso-wrap-distance-left:9pt;mso-wrap-distance-top:0;mso-wrap-distance-right:9pt;mso-wrap-distance-bottom:0;mso-position-horizontal:absolute;mso-position-horizontal-relative:margin;mso-position-vertical:absolute;mso-position-vertical-relative:text;mso-width-percent:0;mso-height-percent:0;mso-width-relative:margin;mso-height-relative:margin;v-text-anchor:middle" o:gfxdata="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" fillcolor="#a3389e" strokecolor="white [3212]" strokeweight="1pt">
                 <v:stroke joinstyle="miter"/>
@@ -10850,7 +10846,7 @@
               </wp:anchor>
             </w:drawing>
           </mc:Choice>
-          <mc:Fallback>
+          <mc:Fallback xmlns:w16sdtfl="http://schemas.microsoft.com/office/word/2024/wordml/sdtformatlock" xmlns:w16du="http://schemas.microsoft.com/office/word/2023/wordml/word16du" xmlns:oel="http://schemas.microsoft.com/office/2019/extlst">
             <w:pict>
               <v:roundrect w14:anchorId="4EDB6AD8" id="Rectángulo redondeado 262" o:spid="_x0000_s1026" style="position:absolute;margin-left:-62.9pt;margin-top:17.4pt;width:556.6pt;height:183.65pt;z-index:-251716096;visibility:visible;mso-wrap-style:square;mso-width-percent:0;mso-height-percent:0;mso-wrap-distance-left:9pt;mso-wrap-distance-top:0;mso-wrap-distance-right:9pt;mso-wrap-distance-bottom:0;mso-position-horizontal:absolute;mso-position-horizontal-relative:margin;mso-position-vertical:absolute;mso-position-vertical-relative:text;mso-width-percent:0;mso-height-percent:0;mso-width-relative:margin;mso-height-relative:margin;v-text-anchor:middle" arcsize="10923f" o:gfxdata="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" fillcolor="white [3212]" strokecolor="#a3389e" strokeweight="1pt">
                 <v:stroke joinstyle="miter"/>
@@ -11042,7 +11038,7 @@
               </wp:anchor>
             </w:drawing>
           </mc:Choice>
-          <mc:Fallback>
+          <mc:Fallback xmlns:w16sdtfl="http://schemas.microsoft.com/office/word/2024/wordml/sdtformatlock" xmlns:w16du="http://schemas.microsoft.com/office/word/2023/wordml/word16du" xmlns:oel="http://schemas.microsoft.com/office/2019/extlst">
             <w:pict>
               <v:group w14:anchorId="623B0D12" id="Grupo 217" o:spid="_x0000_s1026" style="position:absolute;margin-left:233.3pt;margin-top:3.35pt;width:186.5pt;height:30.55pt;z-index:251671040;mso-position-horizontal-relative:margin;mso-width-relative:margin" coordsize="23691,3879" o:gfxdata="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">
                 <v:group id="Grupo 256" o:spid="_x0000_s1027" style="position:absolute;width:23691;height:3879" coordsize="23693,3881" o:gfxdata="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">
@@ -11294,7 +11290,7 @@
               </wp:anchor>
             </w:drawing>
           </mc:Choice>
-          <mc:Fallback>
+          <mc:Fallback xmlns:w16sdtfl="http://schemas.microsoft.com/office/word/2024/wordml/sdtformatlock" xmlns:w16du="http://schemas.microsoft.com/office/word/2023/wordml/word16du" xmlns:oel="http://schemas.microsoft.com/office/2019/extlst">
             <w:pict>
               <v:group w14:anchorId="1E8C472C" id="Grupo 254" o:spid="_x0000_s1026" style="position:absolute;margin-left:162.95pt;margin-top:3.35pt;width:255.6pt;height:30.55pt;z-index:251670016;mso-position-horizontal-relative:margin" coordsize="32465,3879" o:gfxdata="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">
                 <v:group id="Grupo 255" o:spid="_x0000_s1027" style="position:absolute;width:23691;height:3879" coordsize="23693,3881" o:gfxdata="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">
@@ -11982,7 +11978,7 @@
           </mc:Choice>
           <mc:Fallback>
             <w:pict>
-              <v:shape w14:anchorId="74B467F6" id="_x0000_s1119" type="#_x0000_t202" style="position:absolute;margin-left:364.45pt;margin-top:12.7pt;width:115.35pt;height:30.45pt;z-index:251687424;visibility:visible;mso-wrap-style:square;mso-width-percent:0;mso-height-percent:0;mso-wrap-distance-left:9pt;mso-wrap-distance-top:3.6pt;mso-wrap-distance-right:9pt;mso-wrap-distance-bottom:3.6pt;mso-position-horizontal:absolute;mso-position-horizontal-relative:margin;mso-position-vertical:absolute;mso-position-vertical-relative:text;mso-width-percent:0;mso-height-percent:0;mso-width-relative:margin;mso-height-relative:margin;v-text-anchor:top" o:gfxdata="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" filled="f" stroked="f">
+              <v:shape w14:anchorId="74B467F6" id="_x0000_s1119" type="#_x0000_t202" style="position:absolute;margin-left:364.45pt;margin-top:12.7pt;width:115.35pt;height:30.45pt;z-index:251687424;visibility:visible;mso-wrap-style:square;mso-width-percent:0;mso-height-percent:0;mso-wrap-distance-left:9pt;mso-wrap-distance-top:3.6pt;mso-wrap-distance-right:9pt;mso-wrap-distance-bottom:3.6pt;mso-position-horizontal:absolute;mso-position-horizontal-relative:margin;mso-position-vertical:absolute;mso-position-vertical-relative:text;mso-width-percent:0;mso-height-percent:0;mso-width-relative:margin;mso-height-relative:margin;v-text-anchor:top" o:gfxdata="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" filled="f" stroked="f">
                 <v:textbox>
                   <w:txbxContent>
                     <w:p>
@@ -12495,7 +12491,7 @@
               </wp:anchor>
             </w:drawing>
           </mc:Choice>
-          <mc:Fallback>
+          <mc:Fallback xmlns:w16sdtfl="http://schemas.microsoft.com/office/word/2024/wordml/sdtformatlock" xmlns:w16du="http://schemas.microsoft.com/office/word/2023/wordml/word16du" xmlns:oel="http://schemas.microsoft.com/office/2019/extlst">
             <w:pict>
               <v:roundrect w14:anchorId="24542106" id="Rectángulo redondeado 247" o:spid="_x0000_s1026" style="position:absolute;margin-left:357.85pt;margin-top:11.1pt;width:121.25pt;height:34.3pt;z-index:-251666944;visibility:visible;mso-wrap-style:square;mso-width-percent:0;mso-height-percent:0;mso-wrap-distance-left:9pt;mso-wrap-distance-top:0;mso-wrap-distance-right:9pt;mso-wrap-distance-bottom:0;mso-position-horizontal:absolute;mso-position-horizontal-relative:margin;mso-position-vertical:absolute;mso-position-vertical-relative:text;mso-width-percent:0;mso-height-percent:0;mso-width-relative:margin;mso-height-relative:margin;v-text-anchor:middle" arcsize="10923f" o:gfxdata="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" fillcolor="white [3212]" strokecolor="#a3389e" strokeweight="1pt">
                 <v:stroke joinstyle="miter"/>
@@ -12689,7 +12685,7 @@
               </wp:anchor>
             </w:drawing>
           </mc:Choice>
-          <mc:Fallback>
+          <mc:Fallback xmlns:w16sdtfl="http://schemas.microsoft.com/office/word/2024/wordml/sdtformatlock" xmlns:w16du="http://schemas.microsoft.com/office/word/2023/wordml/word16du" xmlns:oel="http://schemas.microsoft.com/office/2019/extlst">
             <w:pict>
               <v:group w14:anchorId="78CD391F" id="Grupo 260" o:spid="_x0000_s1026" style="position:absolute;margin-left:224.45pt;margin-top:1.65pt;width:56.3pt;height:92.95pt;z-index:251673088" coordsize="7148,11803" o:gfxdata="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">
                 <v:shapetype id="_x0000_t104" coordsize="21600,21600" o:spt="104" adj="12960,19440,7200" path="ar0@22@3@21,,0@4@21@14@22@1@21@7@21@12@2l@13@2@8,0@11@2wa0@22@3@21@10@2@16@24@14@22@1@21@16@24@14,xewr@14@22@1@21@7@21@16@24nfe">
@@ -13797,7 +13793,7 @@
               </wp:anchor>
             </w:drawing>
           </mc:Choice>
-          <mc:Fallback>
+          <mc:Fallback xmlns:w16sdtfl="http://schemas.microsoft.com/office/word/2024/wordml/sdtformatlock" xmlns:w16du="http://schemas.microsoft.com/office/word/2023/wordml/word16du" xmlns:oel="http://schemas.microsoft.com/office/2019/extlst">
             <w:pict>
               <v:roundrect w14:anchorId="115892B2" id="Rectángulo redondeado 4" o:spid="_x0000_s1026" style="position:absolute;margin-left:354.95pt;margin-top:9.1pt;width:124.05pt;height:34.3pt;z-index:-251665920;visibility:visible;mso-wrap-style:square;mso-width-percent:0;mso-height-percent:0;mso-wrap-distance-left:9pt;mso-wrap-distance-top:0;mso-wrap-distance-right:9pt;mso-wrap-distance-bottom:0;mso-position-horizontal:absolute;mso-position-horizontal-relative:margin;mso-position-vertical:absolute;mso-position-vertical-relative:text;mso-width-percent:0;mso-height-percent:0;mso-width-relative:margin;mso-height-relative:margin;v-text-anchor:middle" arcsize="10923f" o:gfxdata="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" fillcolor="white [3212]" strokecolor="#a3389e" strokeweight="1pt">
                 <v:stroke joinstyle="miter"/>
@@ -15181,7 +15177,7 @@
               </wp:anchor>
             </w:drawing>
           </mc:Choice>
-          <mc:Fallback>
+          <mc:Fallback xmlns:w16sdtfl="http://schemas.microsoft.com/office/word/2024/wordml/sdtformatlock" xmlns:w16du="http://schemas.microsoft.com/office/word/2023/wordml/word16du" xmlns:oel="http://schemas.microsoft.com/office/2019/extlst">
             <w:pict>
               <v:roundrect w14:anchorId="3887248B" id="Rectángulo redondeado 6" o:spid="_x0000_s1026" style="position:absolute;margin-left:353.15pt;margin-top:8.1pt;width:125.95pt;height:34.3pt;z-index:-251664896;visibility:visible;mso-wrap-style:square;mso-width-percent:0;mso-height-percent:0;mso-wrap-distance-left:9pt;mso-wrap-distance-top:0;mso-wrap-distance-right:9pt;mso-wrap-distance-bottom:0;mso-position-horizontal:absolute;mso-position-horizontal-relative:margin;mso-position-vertical:absolute;mso-position-vertical-relative:text;mso-width-percent:0;mso-height-percent:0;mso-width-relative:margin;mso-height-relative:margin;v-text-anchor:middle" arcsize="10923f" o:gfxdata="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" fillcolor="white [3212]" strokecolor="#a3389e" strokeweight="1pt">
                 <v:stroke joinstyle="miter"/>
@@ -16327,7 +16323,7 @@
               </wp:anchor>
             </w:drawing>
           </mc:Choice>
-          <mc:Fallback>
+          <mc:Fallback xmlns:w16sdtfl="http://schemas.microsoft.com/office/word/2024/wordml/sdtformatlock" xmlns:w16du="http://schemas.microsoft.com/office/word/2023/wordml/word16du" xmlns:oel="http://schemas.microsoft.com/office/2019/extlst">
             <w:pict>
               <v:roundrect w14:anchorId="31059EC1" id="Rectángulo redondeado 202" o:spid="_x0000_s1026" style="position:absolute;margin-left:-64.95pt;margin-top:-21.35pt;width:556.05pt;height:570.35pt;z-index:-251648512;visibility:visible;mso-wrap-style:square;mso-width-percent:0;mso-height-percent:0;mso-wrap-distance-left:9pt;mso-wrap-distance-top:0;mso-wrap-distance-right:9pt;mso-wrap-distance-bottom:0;mso-position-horizontal:absolute;mso-position-horizontal-relative:text;mso-position-vertical:absolute;mso-position-vertical-relative:text;mso-width-percent:0;mso-height-percent:0;mso-width-relative:margin;mso-height-relative:margin;v-text-anchor:middle" arcsize="3826f" o:gfxdata="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" fillcolor="white [3212]" strokecolor="red" strokeweight="1pt">
                 <v:stroke joinstyle="miter"/>
@@ -16576,7 +16572,7 @@
               </wp:anchor>
             </w:drawing>
           </mc:Choice>
-          <mc:Fallback>
+          <mc:Fallback xmlns:w16sdtfl="http://schemas.microsoft.com/office/word/2024/wordml/sdtformatlock" xmlns:w16du="http://schemas.microsoft.com/office/word/2023/wordml/word16du" xmlns:oel="http://schemas.microsoft.com/office/2019/extlst">
             <w:pict>
               <v:group w14:anchorId="648A7A41" id="Grupo 57" o:spid="_x0000_s1026" style="position:absolute;margin-left:-46.85pt;margin-top:-33.75pt;width:264.2pt;height:30.55pt;z-index:251663872;mso-width-relative:margin" coordsize="32465,3879" o:gfxdata="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">
                 <v:group id="Grupo 58" o:spid="_x0000_s1027" style="position:absolute;width:23691;height:3879" coordsize="23693,3881" o:gfxdata="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">
@@ -16879,7 +16875,7 @@
               </wp:anchor>
             </w:drawing>
           </mc:Choice>
-          <mc:Fallback>
+          <mc:Fallback xmlns:w16sdtfl="http://schemas.microsoft.com/office/word/2024/wordml/sdtformatlock" xmlns:w16du="http://schemas.microsoft.com/office/word/2023/wordml/word16du" xmlns:oel="http://schemas.microsoft.com/office/2019/extlst">
             <w:pict>
               <v:oval w14:anchorId="5479BDE5" id="Elipse 194" o:spid="_x0000_s1026" style="position:absolute;margin-left:-67.55pt;margin-top:-40.8pt;width:41.1pt;height:40.9pt;z-index:251664896;visibility:visible;mso-wrap-style:square;mso-width-percent:0;mso-height-percent:0;mso-wrap-distance-left:9pt;mso-wrap-distance-top:0;mso-wrap-distance-right:9pt;mso-wrap-distance-bottom:0;mso-position-horizontal:absolute;mso-position-horizontal-relative:margin;mso-position-vertical:absolute;mso-position-vertical-relative:text;mso-width-percent:0;mso-height-percent:0;mso-width-relative:margin;mso-height-relative:margin;v-text-anchor:middle" o:gfxdata="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" fillcolor="red" strokecolor="white [3212]" strokeweight="1pt">
                 <v:stroke joinstyle="miter"/>
@@ -18247,7 +18243,7 @@
           </mc:Choice>
           <mc:Fallback>
             <w:pict>
-              <v:group w14:anchorId="06651432" id="Grupo 531" o:spid="_x0000_s1162" style="position:absolute;margin-left:213.95pt;margin-top:.2pt;width:249.25pt;height:4in;z-index:251708928" coordsize="31652,36576" o:gfxdata="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">
+              <v:group w14:anchorId="06651432" id="Grupo 531" o:spid="_x0000_s1162" style="position:absolute;margin-left:213.95pt;margin-top:.2pt;width:249.25pt;height:4in;z-index:251708928" coordsize="31652,36576" o:gfxdata="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">
                 <v:roundrect id="Rectángulo: esquinas redondeadas 494" o:spid="_x0000_s1163" style="position:absolute;left:586;top:1875;width:31066;height:34701;visibility:visible;mso-wrap-style:square;v-text-anchor:middle" arcsize="10923f" o:gfxdata="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" fillcolor="white [3201]" strokecolor="#7e33e8" strokeweight="1pt">
                   <v:stroke joinstyle="miter"/>
                   <v:textbox>
@@ -19928,7 +19924,7 @@
               </wp:anchor>
             </w:drawing>
           </mc:Choice>
-          <mc:Fallback>
+          <mc:Fallback xmlns:w16sdtfl="http://schemas.microsoft.com/office/word/2024/wordml/sdtformatlock" xmlns:w16du="http://schemas.microsoft.com/office/word/2023/wordml/word16du" xmlns:oel="http://schemas.microsoft.com/office/2019/extlst">
             <w:pict>
               <v:roundrect w14:anchorId="3911523E" id="Rectángulo: esquinas redondeadas 214" o:spid="_x0000_s1026" style="position:absolute;margin-left:266.1pt;margin-top:19.25pt;width:185.15pt;height:195.1pt;z-index:251713024;visibility:visible;mso-wrap-style:square;mso-wrap-distance-left:9pt;mso-wrap-distance-top:0;mso-wrap-distance-right:9pt;mso-wrap-distance-bottom:0;mso-position-horizontal:absolute;mso-position-horizontal-relative:text;mso-position-vertical:absolute;mso-position-vertical-relative:text;v-text-anchor:middle" arcsize="8031f" o:gfxdata="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" filled="f" strokecolor="#002060" strokeweight="1pt">
                 <v:stroke joinstyle="miter"/>
@@ -21329,7 +21325,7 @@
               </wp:anchor>
             </w:drawing>
           </mc:Choice>
-          <mc:Fallback>
+          <mc:Fallback xmlns:w16sdtfl="http://schemas.microsoft.com/office/word/2024/wordml/sdtformatlock" xmlns:w16du="http://schemas.microsoft.com/office/word/2023/wordml/word16du" xmlns:oel="http://schemas.microsoft.com/office/2019/extlst">
             <w:pict>
               <v:roundrect w14:anchorId="300920FD" id="Rectángulo redondeado 280" o:spid="_x0000_s1026" style="position:absolute;margin-left:-64.4pt;margin-top:133.6pt;width:371.25pt;height:121.75pt;z-index:251679232;visibility:visible;mso-wrap-style:square;mso-width-percent:0;mso-height-percent:0;mso-wrap-distance-left:9pt;mso-wrap-distance-top:0;mso-wrap-distance-right:9pt;mso-wrap-distance-bottom:0;mso-position-horizontal:absolute;mso-position-horizontal-relative:text;mso-position-vertical:absolute;mso-position-vertical-relative:text;mso-width-percent:0;mso-height-percent:0;mso-width-relative:margin;mso-height-relative:margin;v-text-anchor:middle" arcsize="10923f" o:gfxdata="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" fillcolor="white [3212]" strokecolor="#11162c" strokeweight="1pt">
                 <v:stroke joinstyle="miter"/>
@@ -21586,7 +21582,7 @@
               </wp:anchor>
             </w:drawing>
           </mc:Choice>
-          <mc:Fallback>
+          <mc:Fallback xmlns:w16sdtfl="http://schemas.microsoft.com/office/word/2024/wordml/sdtformatlock" xmlns:w16du="http://schemas.microsoft.com/office/word/2023/wordml/word16du" xmlns:oel="http://schemas.microsoft.com/office/2019/extlst">
             <w:pict>
               <v:group w14:anchorId="3EAD4AF1" id="Grupo 287" o:spid="_x0000_s1026" style="position:absolute;margin-left:-58.6pt;margin-top:113.65pt;width:264.2pt;height:30.55pt;z-index:251682304;mso-width-relative:margin" coordsize="32465,3879" o:gfxdata="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">
                 <v:group id="Grupo 288" o:spid="_x0000_s1027" style="position:absolute;width:23691;height:3879" coordsize="23693,3881" o:gfxdata="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">
@@ -21677,7 +21673,7 @@
               </wp:anchor>
             </w:drawing>
           </mc:Choice>
-          <mc:Fallback>
+          <mc:Fallback xmlns:w16sdtfl="http://schemas.microsoft.com/office/word/2024/wordml/sdtformatlock" xmlns:w16du="http://schemas.microsoft.com/office/word/2023/wordml/word16du" xmlns:oel="http://schemas.microsoft.com/office/2019/extlst">
             <w:pict>
               <v:oval w14:anchorId="06FF6E7F" id="Elipse 294" o:spid="_x0000_s1026" style="position:absolute;margin-left:-69.25pt;margin-top:108.7pt;width:41.1pt;height:40.9pt;z-index:251683328;visibility:visible;mso-wrap-style:square;mso-width-percent:0;mso-height-percent:0;mso-wrap-distance-left:9pt;mso-wrap-distance-top:0;mso-wrap-distance-right:9pt;mso-wrap-distance-bottom:0;mso-position-horizontal:absolute;mso-position-horizontal-relative:margin;mso-position-vertical:absolute;mso-position-vertical-relative:text;mso-width-percent:0;mso-height-percent:0;mso-width-relative:margin;mso-height-relative:margin;v-text-anchor:middle" o:gfxdata="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" fillcolor="#11162c" strokecolor="white [3212]" strokeweight="1pt">
                 <v:stroke joinstyle="miter"/>
@@ -22202,7 +22198,7 @@
                                 <w:szCs w:val="26"/>
                                 <w:lang w:val="es-CO"/>
                               </w:rPr>
-                              <w:t>317 526 4009 - 317 768 0765 - (601) 704 8103</w:t>
+                              <w:t>+57 300 9121171 - (601) 704 8103</w:t>
                             </w:r>
                           </w:p>
                           <w:p>
@@ -22254,6 +22250,20 @@
                               </w:rPr>
                               <w:t>contactenos@enlaceeditorial.com</w:t>
                             </w:r>
+                          </w:p>
+                          <w:p>
+                            <w:pPr>
+                              <w:spacing w:after="0" w:line="240" w:lineRule="auto"/>
+                              <w:rPr>
+                                <w:b/>
+                                <w:i/>
+                                <w:color w:val="1B223F"/>
+                                <w:sz w:val="24"/>
+                                <w:szCs w:val="26"/>
+                                <w:u w:val="single"/>
+                                <w:lang w:val="es-CO"/>
+                              </w:rPr>
+                            </w:pPr>
                           </w:p>
                         </w:txbxContent>
                       </wps:txbx>
@@ -22322,7 +22332,7 @@
                           <w:szCs w:val="26"/>
                           <w:lang w:val="es-CO"/>
                         </w:rPr>
-                        <w:t>317 526 4009 - 317 768 0765 - (601) 704 8103</w:t>
+                        <w:t>+57 300 9121171 - (601) 704 8103</w:t>
                       </w:r>
                     </w:p>
                     <w:p>
@@ -22375,6 +22385,20 @@
                         <w:t>contactenos@enlaceeditorial.com</w:t>
                       </w:r>
                     </w:p>
+                    <w:p>
+                      <w:pPr>
+                        <w:spacing w:after="0" w:line="240" w:lineRule="auto"/>
+                        <w:rPr>
+                          <w:b/>
+                          <w:i/>
+                          <w:color w:val="1B223F"/>
+                          <w:sz w:val="24"/>
+                          <w:szCs w:val="26"/>
+                          <w:u w:val="single"/>
+                          <w:lang w:val="es-CO"/>
+                        </w:rPr>
+                      </w:pPr>
+                    </w:p>
                   </w:txbxContent>
                 </v:textbox>
                 <w10:wrap anchorx="margin"/>
@@ -22398,7 +22422,7 @@
 </file>
 
 <file path=word/endnotes.xml><?xml version="1.0" encoding="utf-8"?>
-<w:endnotes xmlns:wpc="http://schemas.microsoft.com/office/word/2010/wordprocessingCanvas" xmlns:cx="http://schemas.microsoft.com/office/drawing/2014/chartex" xmlns:cx1="http://schemas.microsoft.com/office/drawing/2015/9/8/chartex" xmlns:cx2="http://schemas.microsoft.com/office/drawing/2015/10/21/chartex" xmlns:cx3="http://schemas.microsoft.com/office/drawing/2016/5/9/chartex" xmlns:cx4="http://schemas.microsoft.com/office/drawing/2016/5/10/chartex" xmlns:cx5="http://schemas.microsoft.com/office/drawing/2016/5/11/chartex" xmlns:cx6="http://schemas.microsoft.com/office/drawing/2016/5/12/chartex" xmlns:cx7="http://schemas.microsoft.com/office/drawing/2016/5/13/chartex" xmlns:cx8="http://schemas.microsoft.com/office/drawing/2016/5/14/chartex" xmlns:mc="http://schemas.openxmlformats.org/markup-compatibility/2006" xmlns:aink="http://schemas.microsoft.com/office/drawing/2016/ink" xmlns:am3d="http://schemas.microsoft.com/office/drawing/2017/model3d" xmlns:o="urn:schemas-microsoft-com:office:office" xmlns:oel="http://schemas.microsoft.com/office/2019/extlst" xmlns:r="http://schemas.openxmlformats.org/officeDocument/2006/relationships" xmlns:m="http://schemas.openxmlformats.org/officeDocument/2006/math" xmlns:v="urn:schemas-microsoft-com:vml" xmlns:wp14="http://schemas.microsoft.com/office/word/2010/wordprocessingDrawing" xmlns:wp="http://schemas.openxmlformats.org/drawingml/2006/wordprocessingDrawing" xmlns:w10="urn:schemas-microsoft-com:office:word" xmlns:w="http://schemas.openxmlformats.org/wordprocessingml/2006/main" xmlns:w14="http://schemas.microsoft.com/office/word/2010/wordml" xmlns:w15="http://schemas.microsoft.com/office/word/2012/wordml" xmlns:w16cex="http://schemas.microsoft.com/office/word/2018/wordml/cex" xmlns:w16cid="http://schemas.microsoft.com/office/word/2016/wordml/cid" xmlns:w16="http://schemas.microsoft.com/office/word/2018/wordml" xmlns:w16du="http://schemas.microsoft.com/office/word/2023/wordml/word16du" xmlns:w16sdtdh="http://schemas.microsoft.com/office/word/2020/wordml/sdtdatahash" xmlns:w16sdtfl="http://schemas.microsoft.com/office/word/2024/wordml/sdtformatlock" xmlns:w16se="http://schemas.microsoft.com/office/word/2015/wordml/symex" xmlns:wpg="http://schemas.microsoft.com/office/word/2010/wordprocessingGroup" xmlns:wpi="http://schemas.microsoft.com/office/word/2010/wordprocessingInk" xmlns:wne="http://schemas.microsoft.com/office/word/2006/wordml" xmlns:wps="http://schemas.microsoft.com/office/word/2010/wordprocessingShape" mc:Ignorable="w14 w15 w16se w16cid w16 w16cex w16sdtdh w16sdtfl w16du wp14">
+<w:endnotes xmlns:wpc="http://schemas.microsoft.com/office/word/2010/wordprocessingCanvas" xmlns:cx="http://schemas.microsoft.com/office/drawing/2014/chartex" xmlns:cx1="http://schemas.microsoft.com/office/drawing/2015/9/8/chartex" xmlns:cx2="http://schemas.microsoft.com/office/drawing/2015/10/21/chartex" xmlns:cx3="http://schemas.microsoft.com/office/drawing/2016/5/9/chartex" xmlns:cx4="http://schemas.microsoft.com/office/drawing/2016/5/10/chartex" xmlns:cx5="http://schemas.microsoft.com/office/drawing/2016/5/11/chartex" xmlns:cx6="http://schemas.microsoft.com/office/drawing/2016/5/12/chartex" xmlns:cx7="http://schemas.microsoft.com/office/drawing/2016/5/13/chartex" xmlns:cx8="http://schemas.microsoft.com/office/drawing/2016/5/14/chartex" xmlns:mc="http://schemas.openxmlformats.org/markup-compatibility/2006" xmlns:aink="http://schemas.microsoft.com/office/drawing/2016/ink" xmlns:am3d="http://schemas.microsoft.com/office/drawing/2017/model3d" xmlns:o="urn:schemas-microsoft-com:office:office" xmlns:r="http://schemas.openxmlformats.org/officeDocument/2006/relationships" xmlns:m="http://schemas.openxmlformats.org/officeDocument/2006/math" xmlns:v="urn:schemas-microsoft-com:vml" xmlns:wp14="http://schemas.microsoft.com/office/word/2010/wordprocessingDrawing" xmlns:wp="http://schemas.openxmlformats.org/drawingml/2006/wordprocessingDrawing" xmlns:w10="urn:schemas-microsoft-com:office:word" xmlns:w="http://schemas.openxmlformats.org/wordprocessingml/2006/main" xmlns:w14="http://schemas.microsoft.com/office/word/2010/wordml" xmlns:w15="http://schemas.microsoft.com/office/word/2012/wordml" xmlns:w16cex="http://schemas.microsoft.com/office/word/2018/wordml/cex" xmlns:w16cid="http://schemas.microsoft.com/office/word/2016/wordml/cid" xmlns:w16="http://schemas.microsoft.com/office/word/2018/wordml" xmlns:w16sdtdh="http://schemas.microsoft.com/office/word/2020/wordml/sdtdatahash" xmlns:w16se="http://schemas.microsoft.com/office/word/2015/wordml/symex" xmlns:wpg="http://schemas.microsoft.com/office/word/2010/wordprocessingGroup" xmlns:wpi="http://schemas.microsoft.com/office/word/2010/wordprocessingInk" xmlns:wne="http://schemas.microsoft.com/office/word/2006/wordml" xmlns:wps="http://schemas.microsoft.com/office/word/2010/wordprocessingShape" mc:Ignorable="w14 w15 w16se w16cid w16 w16cex w16sdtdh wp14">
   <w:endnote w:type="separator" w:id="-1">
     <w:p>
       <w:pPr>
@@ -22423,7 +22447,7 @@
 </file>
 
 <file path=word/footnotes.xml><?xml version="1.0" encoding="utf-8"?>
-<w:footnotes xmlns:wpc="http://schemas.microsoft.com/office/word/2010/wordprocessingCanvas" xmlns:cx="http://schemas.microsoft.com/office/drawing/2014/chartex" xmlns:cx1="http://schemas.microsoft.com/office/drawing/2015/9/8/chartex" xmlns:cx2="http://schemas.microsoft.com/office/drawing/2015/10/21/chartex" xmlns:cx3="http://schemas.microsoft.com/office/drawing/2016/5/9/chartex" xmlns:cx4="http://schemas.microsoft.com/office/drawing/2016/5/10/chartex" xmlns:cx5="http://schemas.microsoft.com/office/drawing/2016/5/11/chartex" xmlns:cx6="http://schemas.microsoft.com/office/drawing/2016/5/12/chartex" xmlns:cx7="http://schemas.microsoft.com/office/drawing/2016/5/13/chartex" xmlns:cx8="http://schemas.microsoft.com/office/drawing/2016/5/14/chartex" xmlns:mc="http://schemas.openxmlformats.org/markup-compatibility/2006" xmlns:aink="http://schemas.microsoft.com/office/drawing/2016/ink" xmlns:am3d="http://schemas.microsoft.com/office/drawing/2017/model3d" xmlns:o="urn:schemas-microsoft-com:office:office" xmlns:oel="http://schemas.microsoft.com/office/2019/extlst" xmlns:r="http://schemas.openxmlformats.org/officeDocument/2006/relationships" xmlns:m="http://schemas.openxmlformats.org/officeDocument/2006/math" xmlns:v="urn:schemas-microsoft-com:vml" xmlns:wp14="http://schemas.microsoft.com/office/word/2010/wordprocessingDrawing" xmlns:wp="http://schemas.openxmlformats.org/drawingml/2006/wordprocessingDrawing" xmlns:w10="urn:schemas-microsoft-com:office:word" xmlns:w="http://schemas.openxmlformats.org/wordprocessingml/2006/main" xmlns:w14="http://schemas.microsoft.com/office/word/2010/wordml" xmlns:w15="http://schemas.microsoft.com/office/word/2012/wordml" xmlns:w16cex="http://schemas.microsoft.com/office/word/2018/wordml/cex" xmlns:w16cid="http://schemas.microsoft.com/office/word/2016/wordml/cid" xmlns:w16="http://schemas.microsoft.com/office/word/2018/wordml" xmlns:w16du="http://schemas.microsoft.com/office/word/2023/wordml/word16du" xmlns:w16sdtdh="http://schemas.microsoft.com/office/word/2020/wordml/sdtdatahash" xmlns:w16sdtfl="http://schemas.microsoft.com/office/word/2024/wordml/sdtformatlock" xmlns:w16se="http://schemas.microsoft.com/office/word/2015/wordml/symex" xmlns:wpg="http://schemas.microsoft.com/office/word/2010/wordprocessingGroup" xmlns:wpi="http://schemas.microsoft.com/office/word/2010/wordprocessingInk" xmlns:wne="http://schemas.microsoft.com/office/word/2006/wordml" xmlns:wps="http://schemas.microsoft.com/office/word/2010/wordprocessingShape" mc:Ignorable="w14 w15 w16se w16cid w16 w16cex w16sdtdh w16sdtfl w16du wp14">
+<w:footnotes xmlns:wpc="http://schemas.microsoft.com/office/word/2010/wordprocessingCanvas" xmlns:cx="http://schemas.microsoft.com/office/drawing/2014/chartex" xmlns:cx1="http://schemas.microsoft.com/office/drawing/2015/9/8/chartex" xmlns:cx2="http://schemas.microsoft.com/office/drawing/2015/10/21/chartex" xmlns:cx3="http://schemas.microsoft.com/office/drawing/2016/5/9/chartex" xmlns:cx4="http://schemas.microsoft.com/office/drawing/2016/5/10/chartex" xmlns:cx5="http://schemas.microsoft.com/office/drawing/2016/5/11/chartex" xmlns:cx6="http://schemas.microsoft.com/office/drawing/2016/5/12/chartex" xmlns:cx7="http://schemas.microsoft.com/office/drawing/2016/5/13/chartex" xmlns:cx8="http://schemas.microsoft.com/office/drawing/2016/5/14/chartex" xmlns:mc="http://schemas.openxmlformats.org/markup-compatibility/2006" xmlns:aink="http://schemas.microsoft.com/office/drawing/2016/ink" xmlns:am3d="http://schemas.microsoft.com/office/drawing/2017/model3d" xmlns:o="urn:schemas-microsoft-com:office:office" xmlns:r="http://schemas.openxmlformats.org/officeDocument/2006/relationships" xmlns:m="http://schemas.openxmlformats.org/officeDocument/2006/math" xmlns:v="urn:schemas-microsoft-com:vml" xmlns:wp14="http://schemas.microsoft.com/office/word/2010/wordprocessingDrawing" xmlns:wp="http://schemas.openxmlformats.org/drawingml/2006/wordprocessingDrawing" xmlns:w10="urn:schemas-microsoft-com:office:word" xmlns:w="http://schemas.openxmlformats.org/wordprocessingml/2006/main" xmlns:w14="http://schemas.microsoft.com/office/word/2010/wordml" xmlns:w15="http://schemas.microsoft.com/office/word/2012/wordml" xmlns:w16cex="http://schemas.microsoft.com/office/word/2018/wordml/cex" xmlns:w16cid="http://schemas.microsoft.com/office/word/2016/wordml/cid" xmlns:w16="http://schemas.microsoft.com/office/word/2018/wordml" xmlns:w16sdtdh="http://schemas.microsoft.com/office/word/2020/wordml/sdtdatahash" xmlns:w16se="http://schemas.microsoft.com/office/word/2015/wordml/symex" xmlns:wpg="http://schemas.microsoft.com/office/word/2010/wordprocessingGroup" xmlns:wpi="http://schemas.microsoft.com/office/word/2010/wordprocessingInk" xmlns:wne="http://schemas.microsoft.com/office/word/2006/wordml" xmlns:wps="http://schemas.microsoft.com/office/word/2010/wordprocessingShape" mc:Ignorable="w14 w15 w16se w16cid w16 w16cex w16sdtdh wp14">
   <w:footnote w:type="separator" w:id="-1">
     <w:p>
       <w:pPr>
@@ -22448,10 +22472,10 @@
 </file>
 
 <file path=word/numbering.xml><?xml version="1.0" encoding="utf-8"?>
-<w:numbering xmlns:wpc="http://schemas.microsoft.com/office/word/2010/wordprocessingCanvas" xmlns:cx="http://schemas.microsoft.com/office/drawing/2014/chartex" xmlns:cx1="http://schemas.microsoft.com/office/drawing/2015/9/8/chartex" xmlns:cx2="http://schemas.microsoft.com/office/drawing/2015/10/21/chartex" xmlns:cx3="http://schemas.microsoft.com/office/drawing/2016/5/9/chartex" xmlns:cx4="http://schemas.microsoft.com/office/drawing/2016/5/10/chartex" xmlns:cx5="http://schemas.microsoft.com/office/drawing/2016/5/11/chartex" xmlns:cx6="http://schemas.microsoft.com/office/drawing/2016/5/12/chartex" xmlns:cx7="http://schemas.microsoft.com/office/drawing/2016/5/13/chartex" xmlns:cx8="http://schemas.microsoft.com/office/drawing/2016/5/14/chartex" xmlns:mc="http://schemas.openxmlformats.org/markup-compatibility/2006" xmlns:aink="http://schemas.microsoft.com/office/drawing/2016/ink" xmlns:am3d="http://schemas.microsoft.com/office/drawing/2017/model3d" xmlns:o="urn:schemas-microsoft-com:office:office" xmlns:oel="http://schemas.microsoft.com/office/2019/extlst" xmlns:r="http://schemas.openxmlformats.org/officeDocument/2006/relationships" xmlns:m="http://schemas.openxmlformats.org/officeDocument/2006/math" xmlns:v="urn:schemas-microsoft-com:vml" xmlns:wp14="http://schemas.microsoft.com/office/word/2010/wordprocessingDrawing" xmlns:wp="http://schemas.openxmlformats.org/drawingml/2006/wordprocessingDrawing" xmlns:w10="urn:schemas-microsoft-com:office:word" xmlns:w="http://schemas.openxmlformats.org/wordprocessingml/2006/main" xmlns:w14="http://schemas.microsoft.com/office/word/2010/wordml" xmlns:w15="http://schemas.microsoft.com/office/word/2012/wordml" xmlns:w16cex="http://schemas.microsoft.com/office/word/2018/wordml/cex" xmlns:w16cid="http://schemas.microsoft.com/office/word/2016/wordml/cid" xmlns:w16="http://schemas.microsoft.com/office/word/2018/wordml" xmlns:w16du="http://schemas.microsoft.com/office/word/2023/wordml/word16du" xmlns:w16sdtdh="http://schemas.microsoft.com/office/word/2020/wordml/sdtdatahash" xmlns:w16sdtfl="http://schemas.microsoft.com/office/word/2024/wordml/sdtformatlock" xmlns:w16se="http://schemas.microsoft.com/office/word/2015/wordml/symex" xmlns:wpg="http://schemas.microsoft.com/office/word/2010/wordprocessingGroup" xmlns:wpi="http://schemas.microsoft.com/office/word/2010/wordprocessingInk" xmlns:wne="http://schemas.microsoft.com/office/word/2006/wordml" xmlns:wps="http://schemas.microsoft.com/office/word/2010/wordprocessingShape" mc:Ignorable="w14 w15 w16se w16cid w16 w16cex w16sdtdh w16sdtfl w16du wp14">
+<w:numbering xmlns:wpc="http://schemas.microsoft.com/office/word/2010/wordprocessingCanvas" xmlns:cx="http://schemas.microsoft.com/office/drawing/2014/chartex" xmlns:cx1="http://schemas.microsoft.com/office/drawing/2015/9/8/chartex" xmlns:cx2="http://schemas.microsoft.com/office/drawing/2015/10/21/chartex" xmlns:cx3="http://schemas.microsoft.com/office/drawing/2016/5/9/chartex" xmlns:cx4="http://schemas.microsoft.com/office/drawing/2016/5/10/chartex" xmlns:cx5="http://schemas.microsoft.com/office/drawing/2016/5/11/chartex" xmlns:cx6="http://schemas.microsoft.com/office/drawing/2016/5/12/chartex" xmlns:cx7="http://schemas.microsoft.com/office/drawing/2016/5/13/chartex" xmlns:cx8="http://schemas.microsoft.com/office/drawing/2016/5/14/chartex" xmlns:mc="http://schemas.openxmlformats.org/markup-compatibility/2006" xmlns:aink="http://schemas.microsoft.com/office/drawing/2016/ink" xmlns:am3d="http://schemas.microsoft.com/office/drawing/2017/model3d" xmlns:o="urn:schemas-microsoft-com:office:office" xmlns:r="http://schemas.openxmlformats.org/officeDocument/2006/relationships" xmlns:m="http://schemas.openxmlformats.org/officeDocument/2006/math" xmlns:v="urn:schemas-microsoft-com:vml" xmlns:wp14="http://schemas.microsoft.com/office/word/2010/wordprocessingDrawing" xmlns:wp="http://schemas.openxmlformats.org/drawingml/2006/wordprocessingDrawing" xmlns:w10="urn:schemas-microsoft-com:office:word" xmlns:w="http://schemas.openxmlformats.org/wordprocessingml/2006/main" xmlns:w14="http://schemas.microsoft.com/office/word/2010/wordml" xmlns:w15="http://schemas.microsoft.com/office/word/2012/wordml" xmlns:w16cex="http://schemas.microsoft.com/office/word/2018/wordml/cex" xmlns:w16cid="http://schemas.microsoft.com/office/word/2016/wordml/cid" xmlns:w16="http://schemas.microsoft.com/office/word/2018/wordml" xmlns:w16sdtdh="http://schemas.microsoft.com/office/word/2020/wordml/sdtdatahash" xmlns:w16se="http://schemas.microsoft.com/office/word/2015/wordml/symex" xmlns:wpg="http://schemas.microsoft.com/office/word/2010/wordprocessingGroup" xmlns:wpi="http://schemas.microsoft.com/office/word/2010/wordprocessingInk" xmlns:wne="http://schemas.microsoft.com/office/word/2006/wordml" xmlns:wps="http://schemas.microsoft.com/office/word/2010/wordprocessingShape" mc:Ignorable="w14 w15 w16se w16cid w16 w16cex w16sdtdh wp14">
   <w:numPicBullet w:numPicBulletId="0">
     <w:pict>
-      <v:shapetype w14:anchorId="25545936" id="_x0000_t75" coordsize="21600,21600" o:spt="75" o:preferrelative="t" path="m@4@5l@4@11@9@11@9@5xe" filled="f" stroked="f">
+      <v:shapetype id="_x0000_t75" coordsize="21600,21600" o:spt="75" o:preferrelative="t" path="m@4@5l@4@11@9@11@9@5xe" filled="f" stroked="f">
         <v:stroke joinstyle="miter"/>
         <v:formulas>
           <v:f eqn="if lineDrawn pixelLineWidth 0"/>
@@ -22470,7 +22494,7 @@
         <v:path o:extrusionok="f" gradientshapeok="t" o:connecttype="rect"/>
         <o:lock v:ext="edit" aspectratio="t"/>
       </v:shapetype>
-      <v:shape id="_x0000_i1025" type="#_x0000_t75" style="width:11.25pt;height:11.25pt" o:bullet="t">
+      <v:shape id="_x0000_i1042" type="#_x0000_t75" style="width:11.25pt;height:11.25pt" o:bullet="t">
         <v:imagedata r:id="rId1" o:title="msoFFDE"/>
       </v:shape>
     </w:pict>
@@ -22678,17 +22702,17 @@
       </w:pPr>
     </w:lvl>
   </w:abstractNum>
-  <w:num w:numId="1" w16cid:durableId="1352881443">
+  <w:num w:numId="1">
     <w:abstractNumId w:val="0"/>
   </w:num>
-  <w:num w:numId="2" w16cid:durableId="1483500581">
+  <w:num w:numId="2">
     <w:abstractNumId w:val="1"/>
   </w:num>
 </w:numbering>
 </file>
 
 <file path=word/styles.xml><?xml version="1.0" encoding="utf-8"?>
-<w:styles xmlns:mc="http://schemas.openxmlformats.org/markup-compatibility/2006" xmlns:r="http://schemas.openxmlformats.org/officeDocument/2006/relationships" xmlns:w="http://schemas.openxmlformats.org/wordprocessingml/2006/main" xmlns:w14="http://schemas.microsoft.com/office/word/2010/wordml" xmlns:w15="http://schemas.microsoft.com/office/word/2012/wordml" xmlns:w16cex="http://schemas.microsoft.com/office/word/2018/wordml/cex" xmlns:w16cid="http://schemas.microsoft.com/office/word/2016/wordml/cid" xmlns:w16="http://schemas.microsoft.com/office/word/2018/wordml" xmlns:w16du="http://schemas.microsoft.com/office/word/2023/wordml/word16du" xmlns:w16sdtdh="http://schemas.microsoft.com/office/word/2020/wordml/sdtdatahash" xmlns:w16sdtfl="http://schemas.microsoft.com/office/word/2024/wordml/sdtformatlock" xmlns:w16se="http://schemas.microsoft.com/office/word/2015/wordml/symex" mc:Ignorable="w14 w15 w16se w16cid w16 w16cex w16sdtdh w16sdtfl w16du">
+<w:styles xmlns:mc="http://schemas.openxmlformats.org/markup-compatibility/2006" xmlns:r="http://schemas.openxmlformats.org/officeDocument/2006/relationships" xmlns:w="http://schemas.openxmlformats.org/wordprocessingml/2006/main" xmlns:w14="http://schemas.microsoft.com/office/word/2010/wordml" xmlns:w15="http://schemas.microsoft.com/office/word/2012/wordml" xmlns:w16cex="http://schemas.microsoft.com/office/word/2018/wordml/cex" xmlns:w16cid="http://schemas.microsoft.com/office/word/2016/wordml/cid" xmlns:w16="http://schemas.microsoft.com/office/word/2018/wordml" xmlns:w16sdtdh="http://schemas.microsoft.com/office/word/2020/wordml/sdtdatahash" xmlns:w16se="http://schemas.microsoft.com/office/word/2015/wordml/symex" mc:Ignorable="w14 w15 w16se w16cid w16 w16cex w16sdtdh">
   <w:docDefaults>
     <w:rPrDefault>
       <w:rPr>
